--- a/paper/manuscript.docx
+++ b/paper/manuscript.docx
@@ -19245,7 +19245,38 @@
           <w:sz w:val="24"/>
           <w:szCs w:val="24"/>
         </w:rPr>
-        <w:t xml:space="preserve">Single author: conceived the study, extracted and verified the claims, designed and ran all four experiments, performed the analysis, and wrote the manuscript. </w:t>
+        <w:t xml:space="preserve">Single author: conceived the study, extracted and verified the claims, designed and ran all five experiments, performed the analysis, and wrote the manuscript.</w:t>
+      </w:r>
+    </w:p>
+    <w:p>
+      <w:pPr>
+        <w:spacing w:after="180" w:before="0" w:line="480"/>
+      </w:pPr>
+      <w:r>
+        <w:rPr>
+          <w:rFonts w:ascii="Cambria" w:cs="Cambria" w:eastAsia="Cambria" w:hAnsi="Cambria"/>
+          <w:b/>
+          <w:bCs/>
+          <w:i w:val="false"/>
+          <w:iCs w:val="false"/>
+          <w:color w:val="000000"/>
+          <w:sz w:val="24"/>
+          <w:szCs w:val="24"/>
+        </w:rPr>
+        <w:t xml:space="preserve">AI assistance, acknowledged here as well as declared in §7.8.</w:t>
+      </w:r>
+      <w:r>
+        <w:rPr>
+          <w:rFonts w:ascii="Cambria" w:cs="Cambria" w:eastAsia="Cambria" w:hAnsi="Cambria"/>
+          <w:b w:val="false"/>
+          <w:bCs w:val="false"/>
+          <w:i w:val="false"/>
+          <w:iCs w:val="false"/>
+          <w:color w:val="000000"/>
+          <w:sz w:val="24"/>
+          <w:szCs w:val="24"/>
+        </w:rPr>
+        <w:t xml:space="preserve"> Claude Opus 5, used through Claude Code, drafted and revised manuscript prose under the author's direction and wrote the analysis scripts and the build pipelines. No AI system is an author; every analytic and editorial decision was the author's. </w:t>
       </w:r>
       <w:r>
         <w:rPr>
@@ -19449,7 +19480,681 @@
           <w:sz w:val="24"/>
           <w:szCs w:val="24"/>
         </w:rPr>
-        <w:t xml:space="preserve">Declared in detail, as the subject matter demands.</w:t>
+        <w:t xml:space="preserve">Declared in full, as the subject matter demands. AI appears in this work in five distinct roles, and all five are declared.</w:t>
+      </w:r>
+    </w:p>
+    <w:tbl>
+      <w:tblPr>
+        <w:tblW w:type="dxa" w:w="9360"/>
+        <w:tblBorders>
+          <w:top w:val="single" w:color="auto" w:sz="4"/>
+          <w:left w:val="single" w:color="auto" w:sz="4"/>
+          <w:bottom w:val="single" w:color="auto" w:sz="4"/>
+          <w:right w:val="single" w:color="auto" w:sz="4"/>
+          <w:insideH w:val="single" w:color="auto" w:sz="4"/>
+          <w:insideV w:val="single" w:color="auto" w:sz="4"/>
+        </w:tblBorders>
+      </w:tblPr>
+      <w:tblGrid>
+        <w:gridCol w:w="1504"/>
+        <w:gridCol w:w="2343"/>
+        <w:gridCol w:w="5513"/>
+      </w:tblGrid>
+      <w:tr>
+        <w:trPr>
+          <w:tblHeader/>
+        </w:trPr>
+        <w:tc>
+          <w:tcPr>
+            <w:tcW w:type="dxa" w:w="1504"/>
+            <w:tcBorders>
+              <w:top w:val="single" w:color="000000" w:sz="6"/>
+              <w:left w:val="none" w:color="FFFFFF" w:sz="0"/>
+              <w:bottom w:val="single" w:color="000000" w:sz="6"/>
+              <w:right w:val="none" w:color="FFFFFF" w:sz="0"/>
+            </w:tcBorders>
+            <w:shd w:fill="EFEFEF" w:val="clear"/>
+            <w:tcMar>
+              <w:top w:type="dxa" w:w="60"/>
+              <w:left w:type="dxa" w:w="90"/>
+              <w:bottom w:type="dxa" w:w="60"/>
+              <w:right w:type="dxa" w:w="90"/>
+            </w:tcMar>
+          </w:tcPr>
+          <w:p>
+            <w:pPr>
+              <w:spacing w:after="0" w:before="0" w:line="240"/>
+            </w:pPr>
+            <w:r>
+              <w:rPr>
+                <w:rFonts w:ascii="Cambria" w:cs="Cambria" w:eastAsia="Cambria" w:hAnsi="Cambria"/>
+                <w:b/>
+                <w:bCs/>
+                <w:i w:val="false"/>
+                <w:iCs w:val="false"/>
+                <w:color w:val="000000"/>
+                <w:sz w:val="19"/>
+                <w:szCs w:val="19"/>
+              </w:rPr>
+              <w:t xml:space="preserve">Role</w:t>
+            </w:r>
+          </w:p>
+        </w:tc>
+        <w:tc>
+          <w:tcPr>
+            <w:tcW w:type="dxa" w:w="2343"/>
+            <w:tcBorders>
+              <w:top w:val="single" w:color="000000" w:sz="6"/>
+              <w:left w:val="none" w:color="FFFFFF" w:sz="0"/>
+              <w:bottom w:val="single" w:color="000000" w:sz="6"/>
+              <w:right w:val="none" w:color="FFFFFF" w:sz="0"/>
+            </w:tcBorders>
+            <w:shd w:fill="EFEFEF" w:val="clear"/>
+            <w:tcMar>
+              <w:top w:type="dxa" w:w="60"/>
+              <w:left w:type="dxa" w:w="90"/>
+              <w:bottom w:type="dxa" w:w="60"/>
+              <w:right w:type="dxa" w:w="90"/>
+            </w:tcMar>
+          </w:tcPr>
+          <w:p>
+            <w:pPr>
+              <w:spacing w:after="0" w:before="0" w:line="240"/>
+            </w:pPr>
+            <w:r>
+              <w:rPr>
+                <w:rFonts w:ascii="Cambria" w:cs="Cambria" w:eastAsia="Cambria" w:hAnsi="Cambria"/>
+                <w:b/>
+                <w:bCs/>
+                <w:i w:val="false"/>
+                <w:iCs w:val="false"/>
+                <w:color w:val="000000"/>
+                <w:sz w:val="19"/>
+                <w:szCs w:val="19"/>
+              </w:rPr>
+              <w:t xml:space="preserve">System</w:t>
+            </w:r>
+          </w:p>
+        </w:tc>
+        <w:tc>
+          <w:tcPr>
+            <w:tcW w:type="dxa" w:w="5513"/>
+            <w:tcBorders>
+              <w:top w:val="single" w:color="000000" w:sz="6"/>
+              <w:left w:val="none" w:color="FFFFFF" w:sz="0"/>
+              <w:bottom w:val="single" w:color="000000" w:sz="6"/>
+              <w:right w:val="none" w:color="FFFFFF" w:sz="0"/>
+            </w:tcBorders>
+            <w:shd w:fill="EFEFEF" w:val="clear"/>
+            <w:tcMar>
+              <w:top w:type="dxa" w:w="60"/>
+              <w:left w:type="dxa" w:w="90"/>
+              <w:bottom w:type="dxa" w:w="60"/>
+              <w:right w:type="dxa" w:w="90"/>
+            </w:tcMar>
+          </w:tcPr>
+          <w:p>
+            <w:pPr>
+              <w:spacing w:after="0" w:before="0" w:line="240"/>
+            </w:pPr>
+            <w:r>
+              <w:rPr>
+                <w:rFonts w:ascii="Cambria" w:cs="Cambria" w:eastAsia="Cambria" w:hAnsi="Cambria"/>
+                <w:b/>
+                <w:bCs/>
+                <w:i w:val="false"/>
+                <w:iCs w:val="false"/>
+                <w:color w:val="000000"/>
+                <w:sz w:val="19"/>
+                <w:szCs w:val="19"/>
+              </w:rPr>
+              <w:t xml:space="preserve">Task</w:t>
+            </w:r>
+          </w:p>
+        </w:tc>
+      </w:tr>
+      <w:tr>
+        <w:tc>
+          <w:tcPr>
+            <w:tcW w:type="dxa" w:w="1504"/>
+            <w:tcBorders>
+              <w:top w:val="none" w:color="FFFFFF" w:sz="0"/>
+              <w:left w:val="none" w:color="FFFFFF" w:sz="0"/>
+              <w:bottom w:val="none" w:color="FFFFFF" w:sz="0"/>
+              <w:right w:val="none" w:color="FFFFFF" w:sz="0"/>
+            </w:tcBorders>
+            <w:tcMar>
+              <w:top w:type="dxa" w:w="60"/>
+              <w:left w:type="dxa" w:w="90"/>
+              <w:bottom w:type="dxa" w:w="60"/>
+              <w:right w:type="dxa" w:w="90"/>
+            </w:tcMar>
+          </w:tcPr>
+          <w:p>
+            <w:pPr>
+              <w:spacing w:after="0" w:before="0" w:line="240"/>
+            </w:pPr>
+            <w:r>
+              <w:rPr>
+                <w:rFonts w:ascii="Cambria" w:cs="Cambria" w:eastAsia="Cambria" w:hAnsi="Cambria"/>
+                <w:b/>
+                <w:bCs/>
+                <w:i w:val="false"/>
+                <w:iCs w:val="false"/>
+                <w:color w:val="000000"/>
+                <w:sz w:val="19"/>
+                <w:szCs w:val="19"/>
+              </w:rPr>
+              <w:t xml:space="preserve">Object of study</w:t>
+            </w:r>
+          </w:p>
+        </w:tc>
+        <w:tc>
+          <w:tcPr>
+            <w:tcW w:type="dxa" w:w="2343"/>
+            <w:tcBorders>
+              <w:top w:val="none" w:color="FFFFFF" w:sz="0"/>
+              <w:left w:val="none" w:color="FFFFFF" w:sz="0"/>
+              <w:bottom w:val="none" w:color="FFFFFF" w:sz="0"/>
+              <w:right w:val="none" w:color="FFFFFF" w:sz="0"/>
+            </w:tcBorders>
+            <w:tcMar>
+              <w:top w:type="dxa" w:w="60"/>
+              <w:left w:type="dxa" w:w="90"/>
+              <w:bottom w:type="dxa" w:w="60"/>
+              <w:right w:type="dxa" w:w="90"/>
+            </w:tcMar>
+          </w:tcPr>
+          <w:p>
+            <w:pPr>
+              <w:spacing w:after="0" w:before="0" w:line="240"/>
+            </w:pPr>
+            <w:r>
+              <w:rPr>
+                <w:rFonts w:ascii="Cambria" w:cs="Cambria" w:eastAsia="Cambria" w:hAnsi="Cambria"/>
+                <w:b w:val="false"/>
+                <w:bCs w:val="false"/>
+                <w:i w:val="false"/>
+                <w:iCs w:val="false"/>
+                <w:color w:val="000000"/>
+                <w:sz w:val="19"/>
+                <w:szCs w:val="19"/>
+              </w:rPr>
+              <w:t xml:space="preserve">Google Gemini, under a user-configured persona</w:t>
+            </w:r>
+          </w:p>
+        </w:tc>
+        <w:tc>
+          <w:tcPr>
+            <w:tcW w:type="dxa" w:w="5513"/>
+            <w:tcBorders>
+              <w:top w:val="none" w:color="FFFFFF" w:sz="0"/>
+              <w:left w:val="none" w:color="FFFFFF" w:sz="0"/>
+              <w:bottom w:val="none" w:color="FFFFFF" w:sz="0"/>
+              <w:right w:val="none" w:color="FFFFFF" w:sz="0"/>
+            </w:tcBorders>
+            <w:tcMar>
+              <w:top w:type="dxa" w:w="60"/>
+              <w:left w:type="dxa" w:w="90"/>
+              <w:bottom w:type="dxa" w:w="60"/>
+              <w:right w:type="dxa" w:w="90"/>
+            </w:tcMar>
+          </w:tcPr>
+          <w:p>
+            <w:pPr>
+              <w:spacing w:after="0" w:before="0" w:line="240"/>
+            </w:pPr>
+            <w:r>
+              <w:rPr>
+                <w:rFonts w:ascii="Cambria" w:cs="Cambria" w:eastAsia="Cambria" w:hAnsi="Cambria"/>
+                <w:b w:val="false"/>
+                <w:bCs w:val="false"/>
+                <w:i w:val="false"/>
+                <w:iCs w:val="false"/>
+                <w:color w:val="000000"/>
+                <w:sz w:val="19"/>
+                <w:szCs w:val="19"/>
+              </w:rPr>
+              <w:t xml:space="preserve">Generated the audited document (§2.1)</w:t>
+            </w:r>
+          </w:p>
+        </w:tc>
+      </w:tr>
+      <w:tr>
+        <w:tc>
+          <w:tcPr>
+            <w:tcW w:type="dxa" w:w="1504"/>
+            <w:tcBorders>
+              <w:top w:val="none" w:color="FFFFFF" w:sz="0"/>
+              <w:left w:val="none" w:color="FFFFFF" w:sz="0"/>
+              <w:bottom w:val="none" w:color="FFFFFF" w:sz="0"/>
+              <w:right w:val="none" w:color="FFFFFF" w:sz="0"/>
+            </w:tcBorders>
+            <w:tcMar>
+              <w:top w:type="dxa" w:w="60"/>
+              <w:left w:type="dxa" w:w="90"/>
+              <w:bottom w:type="dxa" w:w="60"/>
+              <w:right w:type="dxa" w:w="90"/>
+            </w:tcMar>
+          </w:tcPr>
+          <w:p>
+            <w:pPr>
+              <w:spacing w:after="0" w:before="0" w:line="240"/>
+            </w:pPr>
+            <w:r>
+              <w:rPr>
+                <w:rFonts w:ascii="Cambria" w:cs="Cambria" w:eastAsia="Cambria" w:hAnsi="Cambria"/>
+                <w:b/>
+                <w:bCs/>
+                <w:i w:val="false"/>
+                <w:iCs w:val="false"/>
+                <w:color w:val="000000"/>
+                <w:sz w:val="19"/>
+                <w:szCs w:val="19"/>
+              </w:rPr>
+              <w:t xml:space="preserve">Experimental subject</w:t>
+            </w:r>
+          </w:p>
+        </w:tc>
+        <w:tc>
+          <w:tcPr>
+            <w:tcW w:type="dxa" w:w="2343"/>
+            <w:tcBorders>
+              <w:top w:val="none" w:color="FFFFFF" w:sz="0"/>
+              <w:left w:val="none" w:color="FFFFFF" w:sz="0"/>
+              <w:bottom w:val="none" w:color="FFFFFF" w:sz="0"/>
+              <w:right w:val="none" w:color="FFFFFF" w:sz="0"/>
+            </w:tcBorders>
+            <w:tcMar>
+              <w:top w:type="dxa" w:w="60"/>
+              <w:left w:type="dxa" w:w="90"/>
+              <w:bottom w:type="dxa" w:w="60"/>
+              <w:right w:type="dxa" w:w="90"/>
+            </w:tcMar>
+          </w:tcPr>
+          <w:p>
+            <w:pPr>
+              <w:spacing w:after="0" w:before="0" w:line="240"/>
+            </w:pPr>
+            <w:r>
+              <w:rPr>
+                <w:rFonts w:ascii="Cambria" w:cs="Cambria" w:eastAsia="Cambria" w:hAnsi="Cambria"/>
+                <w:b w:val="false"/>
+                <w:bCs w:val="false"/>
+                <w:i w:val="false"/>
+                <w:iCs w:val="false"/>
+                <w:color w:val="000000"/>
+                <w:sz w:val="19"/>
+                <w:szCs w:val="19"/>
+              </w:rPr>
+              <w:t xml:space="preserve">Claude Opus 5</w:t>
+            </w:r>
+          </w:p>
+        </w:tc>
+        <w:tc>
+          <w:tcPr>
+            <w:tcW w:type="dxa" w:w="5513"/>
+            <w:tcBorders>
+              <w:top w:val="none" w:color="FFFFFF" w:sz="0"/>
+              <w:left w:val="none" w:color="FFFFFF" w:sz="0"/>
+              <w:bottom w:val="none" w:color="FFFFFF" w:sz="0"/>
+              <w:right w:val="none" w:color="FFFFFF" w:sz="0"/>
+            </w:tcBorders>
+            <w:tcMar>
+              <w:top w:type="dxa" w:w="60"/>
+              <w:left w:type="dxa" w:w="90"/>
+              <w:bottom w:type="dxa" w:w="60"/>
+              <w:right w:type="dxa" w:w="90"/>
+            </w:tcMar>
+          </w:tcPr>
+          <w:p>
+            <w:pPr>
+              <w:spacing w:after="0" w:before="0" w:line="240"/>
+            </w:pPr>
+            <w:r>
+              <w:rPr>
+                <w:rFonts w:ascii="Cambria" w:cs="Cambria" w:eastAsia="Cambria" w:hAnsi="Cambria"/>
+                <w:b w:val="false"/>
+                <w:bCs w:val="false"/>
+                <w:i w:val="false"/>
+                <w:iCs w:val="false"/>
+                <w:color w:val="000000"/>
+                <w:sz w:val="19"/>
+                <w:szCs w:val="19"/>
+              </w:rPr>
+              <w:t xml:space="preserve">The neutral, persona, positive-control and discarded arms (§2.5, §2.6, §3.7)</w:t>
+            </w:r>
+          </w:p>
+        </w:tc>
+      </w:tr>
+      <w:tr>
+        <w:tc>
+          <w:tcPr>
+            <w:tcW w:type="dxa" w:w="1504"/>
+            <w:tcBorders>
+              <w:top w:val="none" w:color="FFFFFF" w:sz="0"/>
+              <w:left w:val="none" w:color="FFFFFF" w:sz="0"/>
+              <w:bottom w:val="none" w:color="FFFFFF" w:sz="0"/>
+              <w:right w:val="none" w:color="FFFFFF" w:sz="0"/>
+            </w:tcBorders>
+            <w:tcMar>
+              <w:top w:type="dxa" w:w="60"/>
+              <w:left w:type="dxa" w:w="90"/>
+              <w:bottom w:type="dxa" w:w="60"/>
+              <w:right w:type="dxa" w:w="90"/>
+            </w:tcMar>
+          </w:tcPr>
+          <w:p>
+            <w:pPr>
+              <w:spacing w:after="0" w:before="0" w:line="240"/>
+            </w:pPr>
+            <w:r>
+              <w:rPr>
+                <w:rFonts w:ascii="Cambria" w:cs="Cambria" w:eastAsia="Cambria" w:hAnsi="Cambria"/>
+                <w:b/>
+                <w:bCs/>
+                <w:i w:val="false"/>
+                <w:iCs w:val="false"/>
+                <w:color w:val="000000"/>
+                <w:sz w:val="19"/>
+                <w:szCs w:val="19"/>
+              </w:rPr>
+              <w:t xml:space="preserve">Measurement instrument</w:t>
+            </w:r>
+          </w:p>
+        </w:tc>
+        <w:tc>
+          <w:tcPr>
+            <w:tcW w:type="dxa" w:w="2343"/>
+            <w:tcBorders>
+              <w:top w:val="none" w:color="FFFFFF" w:sz="0"/>
+              <w:left w:val="none" w:color="FFFFFF" w:sz="0"/>
+              <w:bottom w:val="none" w:color="FFFFFF" w:sz="0"/>
+              <w:right w:val="none" w:color="FFFFFF" w:sz="0"/>
+            </w:tcBorders>
+            <w:tcMar>
+              <w:top w:type="dxa" w:w="60"/>
+              <w:left w:type="dxa" w:w="90"/>
+              <w:bottom w:type="dxa" w:w="60"/>
+              <w:right w:type="dxa" w:w="90"/>
+            </w:tcMar>
+          </w:tcPr>
+          <w:p>
+            <w:pPr>
+              <w:spacing w:after="0" w:before="0" w:line="240"/>
+            </w:pPr>
+            <w:r>
+              <w:rPr>
+                <w:rFonts w:ascii="Cambria" w:cs="Cambria" w:eastAsia="Cambria" w:hAnsi="Cambria"/>
+                <w:b w:val="false"/>
+                <w:bCs w:val="false"/>
+                <w:i w:val="false"/>
+                <w:iCs w:val="false"/>
+                <w:color w:val="000000"/>
+                <w:sz w:val="19"/>
+                <w:szCs w:val="19"/>
+              </w:rPr>
+              <w:t xml:space="preserve">Claude Opus 5, in independent context-free sessions</w:t>
+            </w:r>
+          </w:p>
+        </w:tc>
+        <w:tc>
+          <w:tcPr>
+            <w:tcW w:type="dxa" w:w="5513"/>
+            <w:tcBorders>
+              <w:top w:val="none" w:color="FFFFFF" w:sz="0"/>
+              <w:left w:val="none" w:color="FFFFFF" w:sz="0"/>
+              <w:bottom w:val="none" w:color="FFFFFF" w:sz="0"/>
+              <w:right w:val="none" w:color="FFFFFF" w:sz="0"/>
+            </w:tcBorders>
+            <w:tcMar>
+              <w:top w:type="dxa" w:w="60"/>
+              <w:left w:type="dxa" w:w="90"/>
+              <w:bottom w:type="dxa" w:w="60"/>
+              <w:right w:type="dxa" w:w="90"/>
+            </w:tcMar>
+          </w:tcPr>
+          <w:p>
+            <w:pPr>
+              <w:spacing w:after="0" w:before="0" w:line="240"/>
+            </w:pPr>
+            <w:r>
+              <w:rPr>
+                <w:rFonts w:ascii="Cambria" w:cs="Cambria" w:eastAsia="Cambria" w:hAnsi="Cambria"/>
+                <w:b w:val="false"/>
+                <w:bCs w:val="false"/>
+                <w:i w:val="false"/>
+                <w:iCs w:val="false"/>
+                <w:color w:val="000000"/>
+                <w:sz w:val="19"/>
+                <w:szCs w:val="19"/>
+              </w:rPr>
+              <w:t xml:space="preserve">Blinded classification of all 61 claims (§2.3); two independent blinded re-extractions (§3.8)</w:t>
+            </w:r>
+          </w:p>
+        </w:tc>
+      </w:tr>
+      <w:tr>
+        <w:tc>
+          <w:tcPr>
+            <w:tcW w:type="dxa" w:w="1504"/>
+            <w:tcBorders>
+              <w:top w:val="none" w:color="FFFFFF" w:sz="0"/>
+              <w:left w:val="none" w:color="FFFFFF" w:sz="0"/>
+              <w:bottom w:val="none" w:color="FFFFFF" w:sz="0"/>
+              <w:right w:val="none" w:color="FFFFFF" w:sz="0"/>
+            </w:tcBorders>
+            <w:tcMar>
+              <w:top w:type="dxa" w:w="60"/>
+              <w:left w:type="dxa" w:w="90"/>
+              <w:bottom w:type="dxa" w:w="60"/>
+              <w:right w:type="dxa" w:w="90"/>
+            </w:tcMar>
+          </w:tcPr>
+          <w:p>
+            <w:pPr>
+              <w:spacing w:after="0" w:before="0" w:line="240"/>
+            </w:pPr>
+            <w:r>
+              <w:rPr>
+                <w:rFonts w:ascii="Cambria" w:cs="Cambria" w:eastAsia="Cambria" w:hAnsi="Cambria"/>
+                <w:b/>
+                <w:bCs/>
+                <w:i w:val="false"/>
+                <w:iCs w:val="false"/>
+                <w:color w:val="000000"/>
+                <w:sz w:val="19"/>
+                <w:szCs w:val="19"/>
+              </w:rPr>
+              <w:t xml:space="preserve">Research assistant</w:t>
+            </w:r>
+          </w:p>
+        </w:tc>
+        <w:tc>
+          <w:tcPr>
+            <w:tcW w:type="dxa" w:w="2343"/>
+            <w:tcBorders>
+              <w:top w:val="none" w:color="FFFFFF" w:sz="0"/>
+              <w:left w:val="none" w:color="FFFFFF" w:sz="0"/>
+              <w:bottom w:val="none" w:color="FFFFFF" w:sz="0"/>
+              <w:right w:val="none" w:color="FFFFFF" w:sz="0"/>
+            </w:tcBorders>
+            <w:tcMar>
+              <w:top w:type="dxa" w:w="60"/>
+              <w:left w:type="dxa" w:w="90"/>
+              <w:bottom w:type="dxa" w:w="60"/>
+              <w:right w:type="dxa" w:w="90"/>
+            </w:tcMar>
+          </w:tcPr>
+          <w:p>
+            <w:pPr>
+              <w:spacing w:after="0" w:before="0" w:line="240"/>
+            </w:pPr>
+            <w:r>
+              <w:rPr>
+                <w:rFonts w:ascii="Cambria" w:cs="Cambria" w:eastAsia="Cambria" w:hAnsi="Cambria"/>
+                <w:b w:val="false"/>
+                <w:bCs w:val="false"/>
+                <w:i w:val="false"/>
+                <w:iCs w:val="false"/>
+                <w:color w:val="000000"/>
+                <w:sz w:val="19"/>
+                <w:szCs w:val="19"/>
+              </w:rPr>
+              <w:t xml:space="preserve">Claude Opus 5, with literature search</w:t>
+            </w:r>
+          </w:p>
+        </w:tc>
+        <w:tc>
+          <w:tcPr>
+            <w:tcW w:type="dxa" w:w="5513"/>
+            <w:tcBorders>
+              <w:top w:val="none" w:color="FFFFFF" w:sz="0"/>
+              <w:left w:val="none" w:color="FFFFFF" w:sz="0"/>
+              <w:bottom w:val="none" w:color="FFFFFF" w:sz="0"/>
+              <w:right w:val="none" w:color="FFFFFF" w:sz="0"/>
+            </w:tcBorders>
+            <w:tcMar>
+              <w:top w:type="dxa" w:w="60"/>
+              <w:left w:type="dxa" w:w="90"/>
+              <w:bottom w:type="dxa" w:w="60"/>
+              <w:right w:type="dxa" w:w="90"/>
+            </w:tcMar>
+          </w:tcPr>
+          <w:p>
+            <w:pPr>
+              <w:spacing w:after="0" w:before="0" w:line="240"/>
+            </w:pPr>
+            <w:r>
+              <w:rPr>
+                <w:rFonts w:ascii="Cambria" w:cs="Cambria" w:eastAsia="Cambria" w:hAnsi="Cambria"/>
+                <w:b w:val="false"/>
+                <w:bCs w:val="false"/>
+                <w:i w:val="false"/>
+                <w:iCs w:val="false"/>
+                <w:color w:val="000000"/>
+                <w:sz w:val="19"/>
+                <w:szCs w:val="19"/>
+              </w:rPr>
+              <w:t xml:space="preserve">Three parallel verification passes, cross-checked against one another and against the primary sources (§2.2)</w:t>
+            </w:r>
+          </w:p>
+        </w:tc>
+      </w:tr>
+      <w:tr>
+        <w:tc>
+          <w:tcPr>
+            <w:tcW w:type="dxa" w:w="1504"/>
+            <w:tcBorders>
+              <w:top w:val="none" w:color="FFFFFF" w:sz="0"/>
+              <w:left w:val="none" w:color="FFFFFF" w:sz="0"/>
+              <w:bottom w:val="single" w:color="000000" w:sz="6"/>
+              <w:right w:val="none" w:color="FFFFFF" w:sz="0"/>
+            </w:tcBorders>
+            <w:tcMar>
+              <w:top w:type="dxa" w:w="60"/>
+              <w:left w:type="dxa" w:w="90"/>
+              <w:bottom w:type="dxa" w:w="60"/>
+              <w:right w:type="dxa" w:w="90"/>
+            </w:tcMar>
+          </w:tcPr>
+          <w:p>
+            <w:pPr>
+              <w:spacing w:after="0" w:before="0" w:line="240"/>
+            </w:pPr>
+            <w:r>
+              <w:rPr>
+                <w:rFonts w:ascii="Cambria" w:cs="Cambria" w:eastAsia="Cambria" w:hAnsi="Cambria"/>
+                <w:b/>
+                <w:bCs/>
+                <w:i w:val="false"/>
+                <w:iCs w:val="false"/>
+                <w:color w:val="000000"/>
+                <w:sz w:val="19"/>
+                <w:szCs w:val="19"/>
+              </w:rPr>
+              <w:t xml:space="preserve">Drafting and analysis</w:t>
+            </w:r>
+          </w:p>
+        </w:tc>
+        <w:tc>
+          <w:tcPr>
+            <w:tcW w:type="dxa" w:w="2343"/>
+            <w:tcBorders>
+              <w:top w:val="none" w:color="FFFFFF" w:sz="0"/>
+              <w:left w:val="none" w:color="FFFFFF" w:sz="0"/>
+              <w:bottom w:val="single" w:color="000000" w:sz="6"/>
+              <w:right w:val="none" w:color="FFFFFF" w:sz="0"/>
+            </w:tcBorders>
+            <w:tcMar>
+              <w:top w:type="dxa" w:w="60"/>
+              <w:left w:type="dxa" w:w="90"/>
+              <w:bottom w:type="dxa" w:w="60"/>
+              <w:right w:type="dxa" w:w="90"/>
+            </w:tcMar>
+          </w:tcPr>
+          <w:p>
+            <w:pPr>
+              <w:spacing w:after="0" w:before="0" w:line="240"/>
+            </w:pPr>
+            <w:r>
+              <w:rPr>
+                <w:rFonts w:ascii="Cambria" w:cs="Cambria" w:eastAsia="Cambria" w:hAnsi="Cambria"/>
+                <w:b w:val="false"/>
+                <w:bCs w:val="false"/>
+                <w:i w:val="false"/>
+                <w:iCs w:val="false"/>
+                <w:color w:val="000000"/>
+                <w:sz w:val="19"/>
+                <w:szCs w:val="19"/>
+              </w:rPr>
+              <w:t xml:space="preserve">Claude Opus 5, through Claude Code</w:t>
+            </w:r>
+          </w:p>
+        </w:tc>
+        <w:tc>
+          <w:tcPr>
+            <w:tcW w:type="dxa" w:w="5513"/>
+            <w:tcBorders>
+              <w:top w:val="none" w:color="FFFFFF" w:sz="0"/>
+              <w:left w:val="none" w:color="FFFFFF" w:sz="0"/>
+              <w:bottom w:val="single" w:color="000000" w:sz="6"/>
+              <w:right w:val="none" w:color="FFFFFF" w:sz="0"/>
+            </w:tcBorders>
+            <w:tcMar>
+              <w:top w:type="dxa" w:w="60"/>
+              <w:left w:type="dxa" w:w="90"/>
+              <w:bottom w:type="dxa" w:w="60"/>
+              <w:right w:type="dxa" w:w="90"/>
+            </w:tcMar>
+          </w:tcPr>
+          <w:p>
+            <w:pPr>
+              <w:spacing w:after="0" w:before="0" w:line="240"/>
+            </w:pPr>
+            <w:r>
+              <w:rPr>
+                <w:rFonts w:ascii="Cambria" w:cs="Cambria" w:eastAsia="Cambria" w:hAnsi="Cambria"/>
+                <w:b w:val="false"/>
+                <w:bCs w:val="false"/>
+                <w:i w:val="false"/>
+                <w:iCs w:val="false"/>
+                <w:color w:val="000000"/>
+                <w:sz w:val="19"/>
+                <w:szCs w:val="19"/>
+              </w:rPr>
+              <w:t xml:space="preserve">Manuscript prose under the author's direction; the five analysis scripts; the build pipelines; adversarial internal review</w:t>
+            </w:r>
+          </w:p>
+        </w:tc>
+      </w:tr>
+    </w:tbl>
+    <w:p>
+      <w:pPr>
+        <w:spacing w:after="220" w:before="0"/>
+      </w:pPr>
+      <w:r>
+        <w:t xml:space="preserve"/>
       </w:r>
     </w:p>
     <w:p>
@@ -19467,7 +20172,33 @@
           <w:sz w:val="24"/>
           <w:szCs w:val="24"/>
         </w:rPr>
-        <w:t xml:space="preserve">AI systems were used for literature search, claim verification, blinded classification, and as experimental subjects. Three parallel AI-assisted literature reviews were cross-checked against one another and against primary sources by the author. Blinded classification was performed by two AI raters in independent sessions with no access to verdicts; κ is reported between them. The re-query experiments used AI systems as subjects by design.</w:t>
+        <w:t xml:space="preserve">A sixth arm pre-registered Claude Sonnet 5 as a cross-model rater and was </w:t>
+      </w:r>
+      <w:r>
+        <w:rPr>
+          <w:rFonts w:ascii="Cambria" w:cs="Cambria" w:eastAsia="Cambria" w:hAnsi="Cambria"/>
+          <w:b/>
+          <w:bCs/>
+          <w:i w:val="false"/>
+          <w:iCs w:val="false"/>
+          <w:color w:val="000000"/>
+          <w:sz w:val="24"/>
+          <w:szCs w:val="24"/>
+        </w:rPr>
+        <w:t xml:space="preserve">abandoned</w:t>
+      </w:r>
+      <w:r>
+        <w:rPr>
+          <w:rFonts w:ascii="Cambria" w:cs="Cambria" w:eastAsia="Cambria" w:hAnsi="Cambria"/>
+          <w:b w:val="false"/>
+          <w:bCs w:val="false"/>
+          <w:i w:val="false"/>
+          <w:iCs w:val="false"/>
+          <w:color w:val="000000"/>
+          <w:sz w:val="24"/>
+          <w:szCs w:val="24"/>
+        </w:rPr>
+        <w:t xml:space="preserve"> when its isolation check failed; the abandonment is published rather than omitted.</w:t>
       </w:r>
     </w:p>
     <w:p>
@@ -19477,6 +20208,24 @@
       <w:r>
         <w:rPr>
           <w:rFonts w:ascii="Cambria" w:cs="Cambria" w:eastAsia="Cambria" w:hAnsi="Cambria"/>
+          <w:b w:val="false"/>
+          <w:bCs w:val="false"/>
+          <w:i w:val="false"/>
+          <w:iCs w:val="false"/>
+          <w:color w:val="000000"/>
+          <w:sz w:val="24"/>
+          <w:szCs w:val="24"/>
+        </w:rPr>
+        <w:t xml:space="preserve">The drafting role is declared because the alternative is to leave it discoverable rather than disclosed: every commit in the public repository carries an AI co-authorship trailer. The author directed the work, made every analytic and editorial decision, and resolved every citation to its primary source.</w:t>
+      </w:r>
+    </w:p>
+    <w:p>
+      <w:pPr>
+        <w:spacing w:after="180" w:before="0" w:line="480"/>
+      </w:pPr>
+      <w:r>
+        <w:rPr>
+          <w:rFonts w:ascii="Cambria" w:cs="Cambria" w:eastAsia="Cambria" w:hAnsi="Cambria"/>
           <w:b/>
           <w:bCs/>
           <w:i w:val="false"/>
@@ -19498,7 +20247,33 @@
           <w:sz w:val="24"/>
           <w:szCs w:val="24"/>
         </w:rPr>
-        <w:t xml:space="preserve">, consistent with ICMJE guidance. The author takes full responsibility for the content, including the two errors corrected during the work and logged publicly.</w:t>
+        <w:t xml:space="preserve">, consistent with ICMJE guidance and with the journal's policy. The author takes full responsibility for all content, </w:t>
+      </w:r>
+      <w:r>
+        <w:rPr>
+          <w:rFonts w:ascii="Cambria" w:cs="Cambria" w:eastAsia="Cambria" w:hAnsi="Cambria"/>
+          <w:b/>
+          <w:bCs/>
+          <w:i w:val="false"/>
+          <w:iCs w:val="false"/>
+          <w:color w:val="000000"/>
+          <w:sz w:val="24"/>
+          <w:szCs w:val="24"/>
+        </w:rPr>
+        <w:t xml:space="preserve">including AI-assisted content</w:t>
+      </w:r>
+      <w:r>
+        <w:rPr>
+          <w:rFonts w:ascii="Cambria" w:cs="Cambria" w:eastAsia="Cambria" w:hAnsi="Cambria"/>
+          <w:b w:val="false"/>
+          <w:bCs w:val="false"/>
+          <w:i w:val="false"/>
+          <w:iCs w:val="false"/>
+          <w:color w:val="000000"/>
+          <w:sz w:val="24"/>
+          <w:szCs w:val="24"/>
+        </w:rPr>
+        <w:t xml:space="preserve"> — its accuracy, its attribution of sources and its originality — and for the errors corrected during the work and logged publicly in §7.10, two of which materially weakened the result.</w:t>
       </w:r>
     </w:p>
     <w:p>
